--- a/tfl/tables/T-EX-01.docx
+++ b/tfl/tables/T-EX-01.docx
@@ -147,10 +147,10 @@
         <w:tblLook w:firstRow="1" w:lastRow="0" w:firstColumn="0" w:lastColumn="0" w:noHBand="0" w:noVBand="1"/>
       </w:tblPr>
       <w:tblGrid>
-        <w:gridCol w:w="4320"/>
-        <w:gridCol w:w="1920"/>
-        <w:gridCol w:w="1920"/>
-        <w:gridCol w:w="1920"/>
+        <w:gridCol w:w="4896"/>
+        <w:gridCol w:w="1728"/>
+        <w:gridCol w:w="1728"/>
+        <w:gridCol w:w="1728"/>
       </w:tblGrid>
       <w:tr>
         <w:trPr>
@@ -2938,7 +2938,7 @@
         <w:tc>
           <w:tcPr>
             <w:tcBorders>
-              <w:bottom w:val="single" w:sz="8" w:space="0" w:color="666666"/>
+              <w:bottom w:val="single" w:sz="3" w:space="0" w:color="CCCCCC"/>
               <w:top w:val="single" w:sz="3" w:space="0" w:color="CCCCCC"/>
               <w:left w:val="single" w:sz="8" w:space="0" w:color="666666"/>
               <w:right w:val="single" w:sz="3" w:space="0" w:color="CCCCCC"/>
@@ -2993,7 +2993,7 @@
         <w:tc>
           <w:tcPr>
             <w:tcBorders>
-              <w:bottom w:val="single" w:sz="8" w:space="0" w:color="666666"/>
+              <w:bottom w:val="single" w:sz="3" w:space="0" w:color="CCCCCC"/>
               <w:top w:val="single" w:sz="3" w:space="0" w:color="CCCCCC"/>
               <w:left w:val="single" w:sz="3" w:space="0" w:color="CCCCCC"/>
               <w:right w:val="single" w:sz="3" w:space="0" w:color="CCCCCC"/>
@@ -3048,7 +3048,7 @@
         <w:tc>
           <w:tcPr>
             <w:tcBorders>
-              <w:bottom w:val="single" w:sz="8" w:space="0" w:color="666666"/>
+              <w:bottom w:val="single" w:sz="3" w:space="0" w:color="CCCCCC"/>
               <w:top w:val="single" w:sz="3" w:space="0" w:color="CCCCCC"/>
               <w:left w:val="single" w:sz="3" w:space="0" w:color="CCCCCC"/>
               <w:right w:val="single" w:sz="3" w:space="0" w:color="CCCCCC"/>
@@ -3103,7 +3103,7 @@
         <w:tc>
           <w:tcPr>
             <w:tcBorders>
-              <w:bottom w:val="single" w:sz="8" w:space="0" w:color="666666"/>
+              <w:bottom w:val="single" w:sz="3" w:space="0" w:color="CCCCCC"/>
               <w:top w:val="single" w:sz="3" w:space="0" w:color="CCCCCC"/>
               <w:left w:val="single" w:sz="3" w:space="0" w:color="CCCCCC"/>
               <w:right w:val="single" w:sz="8" w:space="0" w:color="666666"/>
@@ -3152,6 +3152,681 @@
                 <w:color w:val="000000"/>
               </w:rPr>
               <w:t xml:space="preserve">1200 (200, 1200)</w:t>
+            </w:r>
+          </w:p>
+        </w:tc>
+      </w:tr>
+      <w:tr>
+        <w:trPr>
+          <w:trHeight w:val="360" w:hRule="auto"/>
+        </w:trPr>
+        <w:tc>
+          <w:tcPr>
+            <w:tcBorders>
+              <w:bottom w:val="single" w:sz="3" w:space="0" w:color="CCCCCC"/>
+              <w:top w:val="single" w:sz="3" w:space="0" w:color="CCCCCC"/>
+              <w:left w:val="single" w:sz="8" w:space="0" w:color="666666"/>
+              <w:right w:val="single" w:sz="3" w:space="0" w:color="CCCCCC"/>
+            </w:tcBorders>
+            <w:shd w:val="clear" w:color="auto" w:fill="F2F2F2"/>
+            <w:tcMar>
+              <w:top w:w="0" w:type="dxa"/>
+              <w:bottom w:w="0" w:type="dxa"/>
+              <w:left w:w="0" w:type="dxa"/>
+              <w:right w:w="0" w:type="dxa"/>
+            </w:tcMar>
+            <w:vAlign w:val="center"/>
+          </w:tcPr>
+          <w:p>
+            <w:pPr>
+              <w:pStyle w:val="Normal"/>
+              <w:jc w:val="left"/>
+              <w:pBdr>
+                <w:bottom w:val="none" w:sz="0" w:space="0" w:color="000000"/>
+                <w:top w:val="none" w:sz="0" w:space="0" w:color="000000"/>
+                <w:left w:val="none" w:sz="0" w:space="0" w:color="000000"/>
+                <w:right w:val="none" w:sz="0" w:space="0" w:color="000000"/>
+              </w:pBdr>
+              <w:spacing w:after="40" w:before="40" w:line="240"/>
+              <w:ind w:left="100" w:right="100" w:firstLine="0" w:firstLineChars="0"/>
+              <w:rPr>
+                <w:rFonts w:ascii="Arial" w:hAnsi="Arial" w:eastAsia="Arial" w:cs="Arial"/>
+                <w:i w:val="false"/>
+                <w:b w:val="true"/>
+                <w:u w:val="none"/>
+                <w:strike w:val="false"/>
+                <w:sz w:val="18"/>
+                <w:szCs w:val="18"/>
+                <w:color w:val="1F3864"/>
+              </w:rPr>
+            </w:pPr>
+            <w:r>
+              <w:rPr>
+                <w:rFonts w:ascii="Arial" w:hAnsi="Arial" w:eastAsia="Arial" w:cs="Arial"/>
+                <w:i w:val="false"/>
+                <w:b w:val="true"/>
+                <w:u w:val="none"/>
+                <w:strike w:val="false"/>
+                <w:sz w:val="18"/>
+                <w:szCs w:val="18"/>
+                <w:color w:val="1F3864"/>
+              </w:rPr>
+              <w:t xml:space="preserve">Relative dose intensity (%) — study drug</w:t>
+            </w:r>
+          </w:p>
+        </w:tc>
+        <w:tc>
+          <w:tcPr>
+            <w:tcBorders>
+              <w:bottom w:val="single" w:sz="3" w:space="0" w:color="CCCCCC"/>
+              <w:top w:val="single" w:sz="3" w:space="0" w:color="CCCCCC"/>
+              <w:left w:val="single" w:sz="3" w:space="0" w:color="CCCCCC"/>
+              <w:right w:val="single" w:sz="3" w:space="0" w:color="CCCCCC"/>
+            </w:tcBorders>
+            <w:shd w:val="clear" w:color="auto" w:fill="F2F2F2"/>
+            <w:tcMar>
+              <w:top w:w="0" w:type="dxa"/>
+              <w:bottom w:w="0" w:type="dxa"/>
+              <w:left w:w="0" w:type="dxa"/>
+              <w:right w:w="0" w:type="dxa"/>
+            </w:tcMar>
+            <w:vAlign w:val="center"/>
+          </w:tcPr>
+          <w:p>
+            <w:pPr>
+              <w:pStyle w:val="Normal"/>
+              <w:jc w:val="center"/>
+              <w:pBdr>
+                <w:bottom w:val="none" w:sz="0" w:space="0" w:color="000000"/>
+                <w:top w:val="none" w:sz="0" w:space="0" w:color="000000"/>
+                <w:left w:val="none" w:sz="0" w:space="0" w:color="000000"/>
+                <w:right w:val="none" w:sz="0" w:space="0" w:color="000000"/>
+              </w:pBdr>
+              <w:spacing w:after="40" w:before="40" w:line="240"/>
+              <w:ind w:left="100" w:right="100" w:firstLine="0" w:firstLineChars="0"/>
+              <w:rPr>
+                <w:rFonts w:ascii="Arial" w:hAnsi="Arial" w:eastAsia="Arial" w:cs="Arial"/>
+                <w:i w:val="false"/>
+                <w:b w:val="true"/>
+                <w:u w:val="none"/>
+                <w:strike w:val="false"/>
+                <w:sz w:val="18"/>
+                <w:szCs w:val="18"/>
+                <w:color w:val="000000"/>
+              </w:rPr>
+            </w:pPr>
+            <w:r>
+              <w:rPr>
+                <w:rFonts w:ascii="Arial" w:hAnsi="Arial" w:eastAsia="Arial" w:cs="Arial"/>
+                <w:i w:val="false"/>
+                <w:b w:val="true"/>
+                <w:u w:val="none"/>
+                <w:strike w:val="false"/>
+                <w:sz w:val="18"/>
+                <w:szCs w:val="18"/>
+                <w:color w:val="000000"/>
+              </w:rPr>
+              <w:t xml:space="preserve"/>
+            </w:r>
+          </w:p>
+        </w:tc>
+        <w:tc>
+          <w:tcPr>
+            <w:tcBorders>
+              <w:bottom w:val="single" w:sz="3" w:space="0" w:color="CCCCCC"/>
+              <w:top w:val="single" w:sz="3" w:space="0" w:color="CCCCCC"/>
+              <w:left w:val="single" w:sz="3" w:space="0" w:color="CCCCCC"/>
+              <w:right w:val="single" w:sz="3" w:space="0" w:color="CCCCCC"/>
+            </w:tcBorders>
+            <w:shd w:val="clear" w:color="auto" w:fill="F2F2F2"/>
+            <w:tcMar>
+              <w:top w:w="0" w:type="dxa"/>
+              <w:bottom w:w="0" w:type="dxa"/>
+              <w:left w:w="0" w:type="dxa"/>
+              <w:right w:w="0" w:type="dxa"/>
+            </w:tcMar>
+            <w:vAlign w:val="center"/>
+          </w:tcPr>
+          <w:p>
+            <w:pPr>
+              <w:pStyle w:val="Normal"/>
+              <w:jc w:val="center"/>
+              <w:pBdr>
+                <w:bottom w:val="none" w:sz="0" w:space="0" w:color="000000"/>
+                <w:top w:val="none" w:sz="0" w:space="0" w:color="000000"/>
+                <w:left w:val="none" w:sz="0" w:space="0" w:color="000000"/>
+                <w:right w:val="none" w:sz="0" w:space="0" w:color="000000"/>
+              </w:pBdr>
+              <w:spacing w:after="40" w:before="40" w:line="240"/>
+              <w:ind w:left="100" w:right="100" w:firstLine="0" w:firstLineChars="0"/>
+              <w:rPr>
+                <w:rFonts w:ascii="Arial" w:hAnsi="Arial" w:eastAsia="Arial" w:cs="Arial"/>
+                <w:i w:val="false"/>
+                <w:b w:val="true"/>
+                <w:u w:val="none"/>
+                <w:strike w:val="false"/>
+                <w:sz w:val="18"/>
+                <w:szCs w:val="18"/>
+                <w:color w:val="000000"/>
+              </w:rPr>
+            </w:pPr>
+            <w:r>
+              <w:rPr>
+                <w:rFonts w:ascii="Arial" w:hAnsi="Arial" w:eastAsia="Arial" w:cs="Arial"/>
+                <w:i w:val="false"/>
+                <w:b w:val="true"/>
+                <w:u w:val="none"/>
+                <w:strike w:val="false"/>
+                <w:sz w:val="18"/>
+                <w:szCs w:val="18"/>
+                <w:color w:val="000000"/>
+              </w:rPr>
+              <w:t xml:space="preserve"/>
+            </w:r>
+          </w:p>
+        </w:tc>
+        <w:tc>
+          <w:tcPr>
+            <w:tcBorders>
+              <w:bottom w:val="single" w:sz="3" w:space="0" w:color="CCCCCC"/>
+              <w:top w:val="single" w:sz="3" w:space="0" w:color="CCCCCC"/>
+              <w:left w:val="single" w:sz="3" w:space="0" w:color="CCCCCC"/>
+              <w:right w:val="single" w:sz="8" w:space="0" w:color="666666"/>
+            </w:tcBorders>
+            <w:shd w:val="clear" w:color="auto" w:fill="F2F2F2"/>
+            <w:tcMar>
+              <w:top w:w="0" w:type="dxa"/>
+              <w:bottom w:w="0" w:type="dxa"/>
+              <w:left w:w="0" w:type="dxa"/>
+              <w:right w:w="0" w:type="dxa"/>
+            </w:tcMar>
+            <w:vAlign w:val="center"/>
+          </w:tcPr>
+          <w:p>
+            <w:pPr>
+              <w:pStyle w:val="Normal"/>
+              <w:jc w:val="center"/>
+              <w:pBdr>
+                <w:bottom w:val="none" w:sz="0" w:space="0" w:color="000000"/>
+                <w:top w:val="none" w:sz="0" w:space="0" w:color="000000"/>
+                <w:left w:val="none" w:sz="0" w:space="0" w:color="000000"/>
+                <w:right w:val="none" w:sz="0" w:space="0" w:color="000000"/>
+              </w:pBdr>
+              <w:spacing w:after="40" w:before="40" w:line="240"/>
+              <w:ind w:left="100" w:right="100" w:firstLine="0" w:firstLineChars="0"/>
+              <w:rPr>
+                <w:rFonts w:ascii="Arial" w:hAnsi="Arial" w:eastAsia="Arial" w:cs="Arial"/>
+                <w:i w:val="false"/>
+                <w:b w:val="true"/>
+                <w:u w:val="none"/>
+                <w:strike w:val="false"/>
+                <w:sz w:val="18"/>
+                <w:szCs w:val="18"/>
+                <w:color w:val="000000"/>
+              </w:rPr>
+            </w:pPr>
+            <w:r>
+              <w:rPr>
+                <w:rFonts w:ascii="Arial" w:hAnsi="Arial" w:eastAsia="Arial" w:cs="Arial"/>
+                <w:i w:val="false"/>
+                <w:b w:val="true"/>
+                <w:u w:val="none"/>
+                <w:strike w:val="false"/>
+                <w:sz w:val="18"/>
+                <w:szCs w:val="18"/>
+                <w:color w:val="000000"/>
+              </w:rPr>
+              <w:t xml:space="preserve"/>
+            </w:r>
+          </w:p>
+        </w:tc>
+      </w:tr>
+      <w:tr>
+        <w:trPr>
+          <w:trHeight w:val="360" w:hRule="auto"/>
+        </w:trPr>
+        <w:tc>
+          <w:tcPr>
+            <w:tcBorders>
+              <w:bottom w:val="single" w:sz="3" w:space="0" w:color="CCCCCC"/>
+              <w:top w:val="single" w:sz="3" w:space="0" w:color="CCCCCC"/>
+              <w:left w:val="single" w:sz="8" w:space="0" w:color="666666"/>
+              <w:right w:val="single" w:sz="3" w:space="0" w:color="CCCCCC"/>
+            </w:tcBorders>
+            <w:shd w:val="clear" w:color="auto" w:fill="FFFFFF"/>
+            <w:tcMar>
+              <w:top w:w="0" w:type="dxa"/>
+              <w:bottom w:w="0" w:type="dxa"/>
+              <w:left w:w="0" w:type="dxa"/>
+              <w:right w:w="0" w:type="dxa"/>
+            </w:tcMar>
+            <w:vAlign w:val="center"/>
+          </w:tcPr>
+          <w:p>
+            <w:pPr>
+              <w:pStyle w:val="Normal"/>
+              <w:jc w:val="left"/>
+              <w:pBdr>
+                <w:bottom w:val="none" w:sz="0" w:space="0" w:color="000000"/>
+                <w:top w:val="none" w:sz="0" w:space="0" w:color="000000"/>
+                <w:left w:val="none" w:sz="0" w:space="0" w:color="000000"/>
+                <w:right w:val="none" w:sz="0" w:space="0" w:color="000000"/>
+              </w:pBdr>
+              <w:spacing w:after="40" w:before="40" w:line="240"/>
+              <w:ind w:left="300" w:right="100" w:firstLine="0" w:firstLineChars="0"/>
+              <w:rPr>
+                <w:rFonts w:ascii="Arial" w:hAnsi="Arial" w:eastAsia="Arial" w:cs="Arial"/>
+                <w:i w:val="false"/>
+                <w:b w:val="false"/>
+                <w:u w:val="none"/>
+                <w:strike w:val="false"/>
+                <w:sz w:val="18"/>
+                <w:szCs w:val="18"/>
+                <w:color w:val="000000"/>
+              </w:rPr>
+            </w:pPr>
+            <w:r>
+              <w:rPr>
+                <w:rFonts w:ascii="Arial" w:hAnsi="Arial" w:eastAsia="Arial" w:cs="Arial"/>
+                <w:i w:val="false"/>
+                <w:b w:val="false"/>
+                <w:u w:val="none"/>
+                <w:strike w:val="false"/>
+                <w:sz w:val="18"/>
+                <w:szCs w:val="18"/>
+                <w:color w:val="000000"/>
+              </w:rPr>
+              <w:t xml:space="preserve">  Mean (SD)</w:t>
+            </w:r>
+          </w:p>
+        </w:tc>
+        <w:tc>
+          <w:tcPr>
+            <w:tcBorders>
+              <w:bottom w:val="single" w:sz="3" w:space="0" w:color="CCCCCC"/>
+              <w:top w:val="single" w:sz="3" w:space="0" w:color="CCCCCC"/>
+              <w:left w:val="single" w:sz="3" w:space="0" w:color="CCCCCC"/>
+              <w:right w:val="single" w:sz="3" w:space="0" w:color="CCCCCC"/>
+            </w:tcBorders>
+            <w:shd w:val="clear" w:color="auto" w:fill="FFFFFF"/>
+            <w:tcMar>
+              <w:top w:w="0" w:type="dxa"/>
+              <w:bottom w:w="0" w:type="dxa"/>
+              <w:left w:w="0" w:type="dxa"/>
+              <w:right w:w="0" w:type="dxa"/>
+            </w:tcMar>
+            <w:vAlign w:val="center"/>
+          </w:tcPr>
+          <w:p>
+            <w:pPr>
+              <w:pStyle w:val="Normal"/>
+              <w:jc w:val="center"/>
+              <w:pBdr>
+                <w:bottom w:val="none" w:sz="0" w:space="0" w:color="000000"/>
+                <w:top w:val="none" w:sz="0" w:space="0" w:color="000000"/>
+                <w:left w:val="none" w:sz="0" w:space="0" w:color="000000"/>
+                <w:right w:val="none" w:sz="0" w:space="0" w:color="000000"/>
+              </w:pBdr>
+              <w:spacing w:after="40" w:before="40" w:line="240"/>
+              <w:ind w:left="100" w:right="100" w:firstLine="0" w:firstLineChars="0"/>
+              <w:rPr>
+                <w:rFonts w:ascii="Arial" w:hAnsi="Arial" w:eastAsia="Arial" w:cs="Arial"/>
+                <w:i w:val="false"/>
+                <w:b w:val="false"/>
+                <w:u w:val="none"/>
+                <w:strike w:val="false"/>
+                <w:sz w:val="18"/>
+                <w:szCs w:val="18"/>
+                <w:color w:val="000000"/>
+              </w:rPr>
+            </w:pPr>
+            <w:r>
+              <w:rPr>
+                <w:rFonts w:ascii="Arial" w:hAnsi="Arial" w:eastAsia="Arial" w:cs="Arial"/>
+                <w:i w:val="false"/>
+                <w:b w:val="false"/>
+                <w:u w:val="none"/>
+                <w:strike w:val="false"/>
+                <w:sz w:val="18"/>
+                <w:szCs w:val="18"/>
+                <w:color w:val="000000"/>
+              </w:rPr>
+              <w:t xml:space="preserve">98.3 (2.6)</w:t>
+            </w:r>
+          </w:p>
+        </w:tc>
+        <w:tc>
+          <w:tcPr>
+            <w:tcBorders>
+              <w:bottom w:val="single" w:sz="3" w:space="0" w:color="CCCCCC"/>
+              <w:top w:val="single" w:sz="3" w:space="0" w:color="CCCCCC"/>
+              <w:left w:val="single" w:sz="3" w:space="0" w:color="CCCCCC"/>
+              <w:right w:val="single" w:sz="3" w:space="0" w:color="CCCCCC"/>
+            </w:tcBorders>
+            <w:shd w:val="clear" w:color="auto" w:fill="FFFFFF"/>
+            <w:tcMar>
+              <w:top w:w="0" w:type="dxa"/>
+              <w:bottom w:w="0" w:type="dxa"/>
+              <w:left w:w="0" w:type="dxa"/>
+              <w:right w:w="0" w:type="dxa"/>
+            </w:tcMar>
+            <w:vAlign w:val="center"/>
+          </w:tcPr>
+          <w:p>
+            <w:pPr>
+              <w:pStyle w:val="Normal"/>
+              <w:jc w:val="center"/>
+              <w:pBdr>
+                <w:bottom w:val="none" w:sz="0" w:space="0" w:color="000000"/>
+                <w:top w:val="none" w:sz="0" w:space="0" w:color="000000"/>
+                <w:left w:val="none" w:sz="0" w:space="0" w:color="000000"/>
+                <w:right w:val="none" w:sz="0" w:space="0" w:color="000000"/>
+              </w:pBdr>
+              <w:spacing w:after="40" w:before="40" w:line="240"/>
+              <w:ind w:left="100" w:right="100" w:firstLine="0" w:firstLineChars="0"/>
+              <w:rPr>
+                <w:rFonts w:ascii="Arial" w:hAnsi="Arial" w:eastAsia="Arial" w:cs="Arial"/>
+                <w:i w:val="false"/>
+                <w:b w:val="false"/>
+                <w:u w:val="none"/>
+                <w:strike w:val="false"/>
+                <w:sz w:val="18"/>
+                <w:szCs w:val="18"/>
+                <w:color w:val="000000"/>
+              </w:rPr>
+            </w:pPr>
+            <w:r>
+              <w:rPr>
+                <w:rFonts w:ascii="Arial" w:hAnsi="Arial" w:eastAsia="Arial" w:cs="Arial"/>
+                <w:i w:val="false"/>
+                <w:b w:val="false"/>
+                <w:u w:val="none"/>
+                <w:strike w:val="false"/>
+                <w:sz w:val="18"/>
+                <w:szCs w:val="18"/>
+                <w:color w:val="000000"/>
+              </w:rPr>
+              <w:t xml:space="preserve">98.2 (2.5)</w:t>
+            </w:r>
+          </w:p>
+        </w:tc>
+        <w:tc>
+          <w:tcPr>
+            <w:tcBorders>
+              <w:bottom w:val="single" w:sz="3" w:space="0" w:color="CCCCCC"/>
+              <w:top w:val="single" w:sz="3" w:space="0" w:color="CCCCCC"/>
+              <w:left w:val="single" w:sz="3" w:space="0" w:color="CCCCCC"/>
+              <w:right w:val="single" w:sz="8" w:space="0" w:color="666666"/>
+            </w:tcBorders>
+            <w:shd w:val="clear" w:color="auto" w:fill="FFFFFF"/>
+            <w:tcMar>
+              <w:top w:w="0" w:type="dxa"/>
+              <w:bottom w:w="0" w:type="dxa"/>
+              <w:left w:w="0" w:type="dxa"/>
+              <w:right w:w="0" w:type="dxa"/>
+            </w:tcMar>
+            <w:vAlign w:val="center"/>
+          </w:tcPr>
+          <w:p>
+            <w:pPr>
+              <w:pStyle w:val="Normal"/>
+              <w:jc w:val="center"/>
+              <w:pBdr>
+                <w:bottom w:val="none" w:sz="0" w:space="0" w:color="000000"/>
+                <w:top w:val="none" w:sz="0" w:space="0" w:color="000000"/>
+                <w:left w:val="none" w:sz="0" w:space="0" w:color="000000"/>
+                <w:right w:val="none" w:sz="0" w:space="0" w:color="000000"/>
+              </w:pBdr>
+              <w:spacing w:after="40" w:before="40" w:line="240"/>
+              <w:ind w:left="100" w:right="100" w:firstLine="0" w:firstLineChars="0"/>
+              <w:rPr>
+                <w:rFonts w:ascii="Arial" w:hAnsi="Arial" w:eastAsia="Arial" w:cs="Arial"/>
+                <w:i w:val="false"/>
+                <w:b w:val="false"/>
+                <w:u w:val="none"/>
+                <w:strike w:val="false"/>
+                <w:sz w:val="18"/>
+                <w:szCs w:val="18"/>
+                <w:color w:val="000000"/>
+              </w:rPr>
+            </w:pPr>
+            <w:r>
+              <w:rPr>
+                <w:rFonts w:ascii="Arial" w:hAnsi="Arial" w:eastAsia="Arial" w:cs="Arial"/>
+                <w:i w:val="false"/>
+                <w:b w:val="false"/>
+                <w:u w:val="none"/>
+                <w:strike w:val="false"/>
+                <w:sz w:val="18"/>
+                <w:szCs w:val="18"/>
+                <w:color w:val="000000"/>
+              </w:rPr>
+              <w:t xml:space="preserve">—</w:t>
+            </w:r>
+          </w:p>
+        </w:tc>
+      </w:tr>
+      <w:tr>
+        <w:trPr>
+          <w:trHeight w:val="360" w:hRule="auto"/>
+        </w:trPr>
+        <w:tc>
+          <w:tcPr>
+            <w:tcBorders>
+              <w:bottom w:val="single" w:sz="8" w:space="0" w:color="666666"/>
+              <w:top w:val="single" w:sz="3" w:space="0" w:color="CCCCCC"/>
+              <w:left w:val="single" w:sz="8" w:space="0" w:color="666666"/>
+              <w:right w:val="single" w:sz="3" w:space="0" w:color="CCCCCC"/>
+            </w:tcBorders>
+            <w:shd w:val="clear" w:color="auto" w:fill="FFFFFF"/>
+            <w:tcMar>
+              <w:top w:w="0" w:type="dxa"/>
+              <w:bottom w:w="0" w:type="dxa"/>
+              <w:left w:w="0" w:type="dxa"/>
+              <w:right w:w="0" w:type="dxa"/>
+            </w:tcMar>
+            <w:vAlign w:val="center"/>
+          </w:tcPr>
+          <w:p>
+            <w:pPr>
+              <w:pStyle w:val="Normal"/>
+              <w:jc w:val="left"/>
+              <w:pBdr>
+                <w:bottom w:val="none" w:sz="0" w:space="0" w:color="000000"/>
+                <w:top w:val="none" w:sz="0" w:space="0" w:color="000000"/>
+                <w:left w:val="none" w:sz="0" w:space="0" w:color="000000"/>
+                <w:right w:val="none" w:sz="0" w:space="0" w:color="000000"/>
+              </w:pBdr>
+              <w:spacing w:after="40" w:before="40" w:line="240"/>
+              <w:ind w:left="300" w:right="100" w:firstLine="0" w:firstLineChars="0"/>
+              <w:rPr>
+                <w:rFonts w:ascii="Arial" w:hAnsi="Arial" w:eastAsia="Arial" w:cs="Arial"/>
+                <w:i w:val="false"/>
+                <w:b w:val="false"/>
+                <w:u w:val="none"/>
+                <w:strike w:val="false"/>
+                <w:sz w:val="18"/>
+                <w:szCs w:val="18"/>
+                <w:color w:val="000000"/>
+              </w:rPr>
+            </w:pPr>
+            <w:r>
+              <w:rPr>
+                <w:rFonts w:ascii="Arial" w:hAnsi="Arial" w:eastAsia="Arial" w:cs="Arial"/>
+                <w:i w:val="false"/>
+                <w:b w:val="false"/>
+                <w:u w:val="none"/>
+                <w:strike w:val="false"/>
+                <w:sz w:val="18"/>
+                <w:szCs w:val="18"/>
+                <w:color w:val="000000"/>
+              </w:rPr>
+              <w:t xml:space="preserve">  Median (Min, Max)</w:t>
+            </w:r>
+          </w:p>
+        </w:tc>
+        <w:tc>
+          <w:tcPr>
+            <w:tcBorders>
+              <w:bottom w:val="single" w:sz="8" w:space="0" w:color="666666"/>
+              <w:top w:val="single" w:sz="3" w:space="0" w:color="CCCCCC"/>
+              <w:left w:val="single" w:sz="3" w:space="0" w:color="CCCCCC"/>
+              <w:right w:val="single" w:sz="3" w:space="0" w:color="CCCCCC"/>
+            </w:tcBorders>
+            <w:shd w:val="clear" w:color="auto" w:fill="FFFFFF"/>
+            <w:tcMar>
+              <w:top w:w="0" w:type="dxa"/>
+              <w:bottom w:w="0" w:type="dxa"/>
+              <w:left w:w="0" w:type="dxa"/>
+              <w:right w:w="0" w:type="dxa"/>
+            </w:tcMar>
+            <w:vAlign w:val="center"/>
+          </w:tcPr>
+          <w:p>
+            <w:pPr>
+              <w:pStyle w:val="Normal"/>
+              <w:jc w:val="center"/>
+              <w:pBdr>
+                <w:bottom w:val="none" w:sz="0" w:space="0" w:color="000000"/>
+                <w:top w:val="none" w:sz="0" w:space="0" w:color="000000"/>
+                <w:left w:val="none" w:sz="0" w:space="0" w:color="000000"/>
+                <w:right w:val="none" w:sz="0" w:space="0" w:color="000000"/>
+              </w:pBdr>
+              <w:spacing w:after="40" w:before="40" w:line="240"/>
+              <w:ind w:left="100" w:right="100" w:firstLine="0" w:firstLineChars="0"/>
+              <w:rPr>
+                <w:rFonts w:ascii="Arial" w:hAnsi="Arial" w:eastAsia="Arial" w:cs="Arial"/>
+                <w:i w:val="false"/>
+                <w:b w:val="false"/>
+                <w:u w:val="none"/>
+                <w:strike w:val="false"/>
+                <w:sz w:val="18"/>
+                <w:szCs w:val="18"/>
+                <w:color w:val="000000"/>
+              </w:rPr>
+            </w:pPr>
+            <w:r>
+              <w:rPr>
+                <w:rFonts w:ascii="Arial" w:hAnsi="Arial" w:eastAsia="Arial" w:cs="Arial"/>
+                <w:i w:val="false"/>
+                <w:b w:val="false"/>
+                <w:u w:val="none"/>
+                <w:strike w:val="false"/>
+                <w:sz w:val="18"/>
+                <w:szCs w:val="18"/>
+                <w:color w:val="000000"/>
+              </w:rPr>
+              <w:t xml:space="preserve">100.0 (87.5, 100.0)</w:t>
+            </w:r>
+          </w:p>
+        </w:tc>
+        <w:tc>
+          <w:tcPr>
+            <w:tcBorders>
+              <w:bottom w:val="single" w:sz="8" w:space="0" w:color="666666"/>
+              <w:top w:val="single" w:sz="3" w:space="0" w:color="CCCCCC"/>
+              <w:left w:val="single" w:sz="3" w:space="0" w:color="CCCCCC"/>
+              <w:right w:val="single" w:sz="3" w:space="0" w:color="CCCCCC"/>
+            </w:tcBorders>
+            <w:shd w:val="clear" w:color="auto" w:fill="FFFFFF"/>
+            <w:tcMar>
+              <w:top w:w="0" w:type="dxa"/>
+              <w:bottom w:w="0" w:type="dxa"/>
+              <w:left w:w="0" w:type="dxa"/>
+              <w:right w:w="0" w:type="dxa"/>
+            </w:tcMar>
+            <w:vAlign w:val="center"/>
+          </w:tcPr>
+          <w:p>
+            <w:pPr>
+              <w:pStyle w:val="Normal"/>
+              <w:jc w:val="center"/>
+              <w:pBdr>
+                <w:bottom w:val="none" w:sz="0" w:space="0" w:color="000000"/>
+                <w:top w:val="none" w:sz="0" w:space="0" w:color="000000"/>
+                <w:left w:val="none" w:sz="0" w:space="0" w:color="000000"/>
+                <w:right w:val="none" w:sz="0" w:space="0" w:color="000000"/>
+              </w:pBdr>
+              <w:spacing w:after="40" w:before="40" w:line="240"/>
+              <w:ind w:left="100" w:right="100" w:firstLine="0" w:firstLineChars="0"/>
+              <w:rPr>
+                <w:rFonts w:ascii="Arial" w:hAnsi="Arial" w:eastAsia="Arial" w:cs="Arial"/>
+                <w:i w:val="false"/>
+                <w:b w:val="false"/>
+                <w:u w:val="none"/>
+                <w:strike w:val="false"/>
+                <w:sz w:val="18"/>
+                <w:szCs w:val="18"/>
+                <w:color w:val="000000"/>
+              </w:rPr>
+            </w:pPr>
+            <w:r>
+              <w:rPr>
+                <w:rFonts w:ascii="Arial" w:hAnsi="Arial" w:eastAsia="Arial" w:cs="Arial"/>
+                <w:i w:val="false"/>
+                <w:b w:val="false"/>
+                <w:u w:val="none"/>
+                <w:strike w:val="false"/>
+                <w:sz w:val="18"/>
+                <w:szCs w:val="18"/>
+                <w:color w:val="000000"/>
+              </w:rPr>
+              <w:t xml:space="preserve">100.0 (88.3, 100.0)</w:t>
+            </w:r>
+          </w:p>
+        </w:tc>
+        <w:tc>
+          <w:tcPr>
+            <w:tcBorders>
+              <w:bottom w:val="single" w:sz="8" w:space="0" w:color="666666"/>
+              <w:top w:val="single" w:sz="3" w:space="0" w:color="CCCCCC"/>
+              <w:left w:val="single" w:sz="3" w:space="0" w:color="CCCCCC"/>
+              <w:right w:val="single" w:sz="8" w:space="0" w:color="666666"/>
+            </w:tcBorders>
+            <w:shd w:val="clear" w:color="auto" w:fill="FFFFFF"/>
+            <w:tcMar>
+              <w:top w:w="0" w:type="dxa"/>
+              <w:bottom w:w="0" w:type="dxa"/>
+              <w:left w:w="0" w:type="dxa"/>
+              <w:right w:w="0" w:type="dxa"/>
+            </w:tcMar>
+            <w:vAlign w:val="center"/>
+          </w:tcPr>
+          <w:p>
+            <w:pPr>
+              <w:pStyle w:val="Normal"/>
+              <w:jc w:val="center"/>
+              <w:pBdr>
+                <w:bottom w:val="none" w:sz="0" w:space="0" w:color="000000"/>
+                <w:top w:val="none" w:sz="0" w:space="0" w:color="000000"/>
+                <w:left w:val="none" w:sz="0" w:space="0" w:color="000000"/>
+                <w:right w:val="none" w:sz="0" w:space="0" w:color="000000"/>
+              </w:pBdr>
+              <w:spacing w:after="40" w:before="40" w:line="240"/>
+              <w:ind w:left="100" w:right="100" w:firstLine="0" w:firstLineChars="0"/>
+              <w:rPr>
+                <w:rFonts w:ascii="Arial" w:hAnsi="Arial" w:eastAsia="Arial" w:cs="Arial"/>
+                <w:i w:val="false"/>
+                <w:b w:val="false"/>
+                <w:u w:val="none"/>
+                <w:strike w:val="false"/>
+                <w:sz w:val="18"/>
+                <w:szCs w:val="18"/>
+                <w:color w:val="000000"/>
+              </w:rPr>
+            </w:pPr>
+            <w:r>
+              <w:rPr>
+                <w:rFonts w:ascii="Arial" w:hAnsi="Arial" w:eastAsia="Arial" w:cs="Arial"/>
+                <w:i w:val="false"/>
+                <w:b w:val="false"/>
+                <w:u w:val="none"/>
+                <w:strike w:val="false"/>
+                <w:sz w:val="18"/>
+                <w:szCs w:val="18"/>
+                <w:color w:val="000000"/>
+              </w:rPr>
+              <w:t xml:space="preserve">—</w:t>
             </w:r>
           </w:p>
         </w:tc>
@@ -3188,7 +3863,7 @@
           <w:szCs w:val="16"/>
           <w:color w:val="000000"/>
         </w:rPr>
-        <w:t xml:space="preserve">Treatment duration = ADSL.TRTDURD = TRTEDT − TRTSDT + 1 days.</w:t>
+        <w:t xml:space="preserve">Treatment duration = ADSL.TRTDURD (TRTEDT − TRTSDT + 1 days).</w:t>
       </w:r>
     </w:p>
     <w:p>
@@ -3214,7 +3889,7 @@
           <w:szCs w:val="16"/>
           <w:color w:val="000000"/>
         </w:rPr>
-        <w:t xml:space="preserve">Cycle count = number of TORIVUMAB or PLACEBO administrations in SDTM.EX (one row per Q3W dose).</w:t>
+        <w:t xml:space="preserve">Cycle count = number of TORIVUMAB or PLACEBO records in ADEX PARAMCD='DOSEAMT'.</w:t>
       </w:r>
     </w:p>
     <w:p>
@@ -3240,7 +3915,7 @@
           <w:szCs w:val="16"/>
           <w:color w:val="000000"/>
         </w:rPr>
-        <w:t xml:space="preserve">Cumulative torivumab dose: sum of EX.EXDOSE (mg) over all torivumab administrations per subject.</w:t>
+        <w:t xml:space="preserve">Cumulative torivumab dose = ADEX PARAMCD='CUMDOSE', AEXTRT='TORIVUMAB' (mg).</w:t>
       </w:r>
     </w:p>
     <w:p>
@@ -3266,7 +3941,7 @@
           <w:szCs w:val="16"/>
           <w:color w:val="000000"/>
         </w:rPr>
-        <w:t xml:space="preserve">Cumulative dose not applicable to placebo arm.</w:t>
+        <w:t xml:space="preserve">Relative dose intensity (RDI) = ADEX PARAMCD='RDI' = 100 × actual cumulative / planned cumulative dose. Planned per cycle: torivumab/placebo 200 mg; chemo per-subject mean used as planned (synthetic-data simplification).</w:t>
       </w:r>
     </w:p>
     <w:p>
@@ -3292,7 +3967,7 @@
           <w:szCs w:val="16"/>
           <w:color w:val="000000"/>
         </w:rPr>
-        <w:t xml:space="preserve">Source: datasets/adam/adsl.parquet, datasets/sdtm/ex.parquet</w:t>
+        <w:t xml:space="preserve">Source: datasets/adam/adex.parquet + datasets/adam/adsl.parquet.</w:t>
       </w:r>
     </w:p>
     <w:p>
@@ -3318,7 +3993,7 @@
           <w:szCs w:val="14"/>
           <w:color w:val="C0392B"/>
         </w:rPr>
-        <w:t xml:space="preserve">DRAFT — produced 2026-05-16 — synthetic data, NOT for regulatory submission</w:t>
+        <w:t xml:space="preserve">DRAFT — produced 2026-05-17 — synthetic data, NOT for regulatory submission</w:t>
       </w:r>
     </w:p>
     <w:sectPr>

--- a/tfl/tables/T-EX-01.docx
+++ b/tfl/tables/T-EX-01.docx
@@ -3993,7 +3993,7 @@
           <w:szCs w:val="14"/>
           <w:color w:val="C0392B"/>
         </w:rPr>
-        <w:t xml:space="preserve">DRAFT — produced 2026-05-17 — synthetic data, NOT for regulatory submission</w:t>
+        <w:t xml:space="preserve">DRAFT — produced 2026-06-05 — synthetic data, NOT for regulatory submission</w:t>
       </w:r>
     </w:p>
     <w:sectPr>

--- a/tfl/tables/T-EX-01.docx
+++ b/tfl/tables/T-EX-01.docx
@@ -3546,7 +3546,7 @@
                 <w:szCs w:val="18"/>
                 <w:color w:val="000000"/>
               </w:rPr>
-              <w:t xml:space="preserve">98.2 (2.5)</w:t>
+              <w:t xml:space="preserve">0.0 (0.0)</w:t>
             </w:r>
           </w:p>
         </w:tc>
@@ -3771,7 +3771,7 @@
                 <w:szCs w:val="18"/>
                 <w:color w:val="000000"/>
               </w:rPr>
-              <w:t xml:space="preserve">100.0 (88.3, 100.0)</w:t>
+              <w:t xml:space="preserve">0.0 (0.0, 0.0)</w:t>
             </w:r>
           </w:p>
         </w:tc>
@@ -3993,7 +3993,7 @@
           <w:szCs w:val="14"/>
           <w:color w:val="C0392B"/>
         </w:rPr>
-        <w:t xml:space="preserve">DRAFT — produced 2026-06-05 — synthetic data, NOT for regulatory submission</w:t>
+        <w:t xml:space="preserve">DRAFT — produced 2026-07-19 — synthetic data, NOT for regulatory submission</w:t>
       </w:r>
     </w:p>
     <w:sectPr>
